--- a/materialien/Welt5_Netz/2_Akten/KR_W5_Akte2_Das_Siegel.docx
+++ b/materialien/Welt5_Netz/2_Akten/KR_W5_Akte2_Das_Siegel.docx
@@ -169,7 +169,7 @@
               <w:rPr>
                 <w:rFonts w:ascii="Georgia" w:hAnsi="Georgia" w:cs="Georgia" w:eastAsia="Georgia"/>
                 <w:b/>
-                <w:color w:val="0E7C86"/>
+                <w:color w:val="14213D"/>
                 <w:sz w:val="34"/>
               </w:rPr>
               <w:t>Das Siegel</w:t>
@@ -389,7 +389,7 @@
               <w:rPr>
                 <w:rFonts w:ascii="Georgia" w:hAnsi="Georgia" w:cs="Georgia" w:eastAsia="Georgia"/>
                 <w:b/>
-                <w:color w:val="0E7C86"/>
+                <w:color w:val="14213D"/>
                 <w:spacing w:val="16"/>
                 <w:sz w:val="21"/>
               </w:rPr>
@@ -527,7 +527,7 @@
               <w:rPr>
                 <w:rFonts w:ascii="Georgia" w:hAnsi="Georgia" w:cs="Georgia" w:eastAsia="Georgia"/>
                 <w:b/>
-                <w:color w:val="0E7C86"/>
+                <w:color w:val="14213D"/>
                 <w:spacing w:val="16"/>
                 <w:sz w:val="21"/>
               </w:rPr>
@@ -893,7 +893,7 @@
               <w:rPr>
                 <w:rFonts w:ascii="Georgia" w:hAnsi="Georgia" w:cs="Georgia" w:eastAsia="Georgia"/>
                 <w:b/>
-                <w:color w:val="0E7C86"/>
+                <w:color w:val="14213D"/>
                 <w:spacing w:val="16"/>
                 <w:sz w:val="21"/>
               </w:rPr>
@@ -1419,7 +1419,7 @@
               <w:rPr>
                 <w:rFonts w:ascii="Georgia" w:hAnsi="Georgia" w:cs="Georgia" w:eastAsia="Georgia"/>
                 <w:b/>
-                <w:color w:val="0E7C86"/>
+                <w:color w:val="14213D"/>
                 <w:spacing w:val="16"/>
                 <w:sz w:val="21"/>
               </w:rPr>
@@ -2114,7 +2114,7 @@
               <w:rPr>
                 <w:rFonts w:ascii="Georgia" w:hAnsi="Georgia" w:cs="Georgia" w:eastAsia="Georgia"/>
                 <w:b/>
-                <w:color w:val="0E7C86"/>
+                <w:color w:val="14213D"/>
                 <w:spacing w:val="16"/>
                 <w:sz w:val="21"/>
               </w:rPr>
@@ -2435,7 +2435,7 @@
             <w:r>
               <w:rPr>
                 <w:rFonts w:ascii="Calibri" w:hAnsi="Calibri" w:cs="Calibri" w:eastAsia="Calibri"/>
-                <w:color w:val="B07D2B"/>
+                <w:color w:val="8A5F1A"/>
                 <w:sz w:val="20"/>
               </w:rPr>
               <w:t xml:space="preserve">  ★</w:t>
@@ -2655,7 +2655,7 @@
             <w:r>
               <w:rPr>
                 <w:rFonts w:ascii="Calibri" w:hAnsi="Calibri" w:cs="Calibri" w:eastAsia="Calibri"/>
-                <w:color w:val="B07D2B"/>
+                <w:color w:val="8A5F1A"/>
                 <w:sz w:val="20"/>
               </w:rPr>
               <w:t xml:space="preserve">  ★★</w:t>
@@ -3031,7 +3031,7 @@
             <w:r>
               <w:rPr>
                 <w:rFonts w:ascii="Calibri" w:hAnsi="Calibri" w:cs="Calibri" w:eastAsia="Calibri"/>
-                <w:color w:val="B07D2B"/>
+                <w:color w:val="8A5F1A"/>
                 <w:sz w:val="20"/>
               </w:rPr>
               <w:t xml:space="preserve">  ★★</w:t>
@@ -3396,7 +3396,7 @@
             <w:r>
               <w:rPr>
                 <w:rFonts w:ascii="Calibri" w:hAnsi="Calibri" w:cs="Calibri" w:eastAsia="Calibri"/>
-                <w:color w:val="B07D2B"/>
+                <w:color w:val="8A5F1A"/>
                 <w:sz w:val="20"/>
               </w:rPr>
               <w:t xml:space="preserve">  ★★</w:t>
@@ -4084,7 +4084,7 @@
             <w:r>
               <w:rPr>
                 <w:rFonts w:ascii="Calibri" w:hAnsi="Calibri" w:cs="Calibri" w:eastAsia="Calibri"/>
-                <w:color w:val="B07D2B"/>
+                <w:color w:val="8A5F1A"/>
                 <w:sz w:val="20"/>
               </w:rPr>
               <w:t xml:space="preserve">  ★★★</w:t>
@@ -4481,7 +4481,7 @@
             <w:r>
               <w:rPr>
                 <w:rFonts w:ascii="Calibri" w:hAnsi="Calibri" w:cs="Calibri" w:eastAsia="Calibri"/>
-                <w:color w:val="B07D2B"/>
+                <w:color w:val="8A5F1A"/>
                 <w:sz w:val="20"/>
               </w:rPr>
               <w:t xml:space="preserve">  ★★★</w:t>
@@ -5187,7 +5187,7 @@
               <w:rPr>
                 <w:rFonts w:ascii="Georgia" w:hAnsi="Georgia" w:cs="Georgia" w:eastAsia="Georgia"/>
                 <w:b/>
-                <w:color w:val="0E7C86"/>
+                <w:color w:val="14213D"/>
                 <w:spacing w:val="16"/>
                 <w:sz w:val="21"/>
               </w:rPr>
